--- a/examples/10-pagine-e-sezioni/grasshopper-verified.docx
+++ b/examples/10-pagine-e-sezioni/grasshopper-verified.docx
@@ -46,12 +46,12 @@
     <w:p>
       <w:pPr>
         <w:sectPr>
-          <p5:headerReference xmlns:p6="http://schemas.openxmlformats.org/officeDocument/2006/relationships" xmlns:p5="http://schemas.openxmlformats.org/wordprocessingml/2006/main" p5:type="default" p6:id="R853265d1994b402d"/>
-          <p5:headerReference xmlns:p6="http://schemas.openxmlformats.org/officeDocument/2006/relationships" xmlns:p5="http://schemas.openxmlformats.org/wordprocessingml/2006/main" p5:type="first" p6:id="R42464cd7f0c54a21"/>
-          <p5:headerReference xmlns:p6="http://schemas.openxmlformats.org/officeDocument/2006/relationships" xmlns:p5="http://schemas.openxmlformats.org/wordprocessingml/2006/main" p5:type="even" p6:id="Rca4c7a363ced4053"/>
-          <p5:footerReference xmlns:p6="http://schemas.openxmlformats.org/officeDocument/2006/relationships" xmlns:p5="http://schemas.openxmlformats.org/wordprocessingml/2006/main" p5:type="default" p6:id="R066c5982fe084d15"/>
-          <p5:footerReference xmlns:p6="http://schemas.openxmlformats.org/officeDocument/2006/relationships" xmlns:p5="http://schemas.openxmlformats.org/wordprocessingml/2006/main" p5:type="first" p6:id="Rf62879b203f9481a"/>
-          <p5:footerReference xmlns:p6="http://schemas.openxmlformats.org/officeDocument/2006/relationships" xmlns:p5="http://schemas.openxmlformats.org/wordprocessingml/2006/main" p5:type="even" p6:id="R62c8d633d0384f04"/>
+          <p5:headerReference xmlns:p6="http://schemas.openxmlformats.org/officeDocument/2006/relationships" xmlns:p5="http://schemas.openxmlformats.org/wordprocessingml/2006/main" p5:type="default" p6:id="R1caf0b66d3984815"/>
+          <p5:headerReference xmlns:p6="http://schemas.openxmlformats.org/officeDocument/2006/relationships" xmlns:p5="http://schemas.openxmlformats.org/wordprocessingml/2006/main" p5:type="first" p6:id="R57cf109c6ae44d4d"/>
+          <p5:headerReference xmlns:p6="http://schemas.openxmlformats.org/officeDocument/2006/relationships" xmlns:p5="http://schemas.openxmlformats.org/wordprocessingml/2006/main" p5:type="even" p6:id="R7a17f416127040b6"/>
+          <p5:footerReference xmlns:p6="http://schemas.openxmlformats.org/officeDocument/2006/relationships" xmlns:p5="http://schemas.openxmlformats.org/wordprocessingml/2006/main" p5:type="default" p6:id="Re53e12162aa1419a"/>
+          <p5:footerReference xmlns:p6="http://schemas.openxmlformats.org/officeDocument/2006/relationships" xmlns:p5="http://schemas.openxmlformats.org/wordprocessingml/2006/main" p5:type="first" p6:id="R7035337bfe2c45a5"/>
+          <p5:footerReference xmlns:p6="http://schemas.openxmlformats.org/officeDocument/2006/relationships" xmlns:p5="http://schemas.openxmlformats.org/wordprocessingml/2006/main" p5:type="even" p6:id="Rc25290e2b30d4325"/>
           <p5:type xmlns:p5="http://schemas.openxmlformats.org/wordprocessingml/2006/main" p5:val="nextPage"/>
           <p5:pgSz xmlns:p5="http://schemas.openxmlformats.org/wordprocessingml/2006/main" p5:w="11906" p5:h="16838" p5:orient="portrait"/>
           <p5:pgMar xmlns:p5="http://schemas.openxmlformats.org/wordprocessingml/2006/main" p5:top="1134" p5:right="1134" p5:bottom="1134" p5:left="1134" p5:header="450" p5:footer="450" p5:gutter="0"/>
@@ -304,9 +304,32 @@
         </w:tc>
       </w:tr>
     </w:tbl>
+    <w:p>
+      <w:r>
+        <p4:br xmlns:p4="http://schemas.openxmlformats.org/wordprocessingml/2006/main" p4:type="page"/>
+      </w:r>
+    </w:p>
+    <w:p>
+      <w:pPr>
+        <p4:pStyle xmlns:p4="http://schemas.openxmlformats.org/wordprocessingml/2006/main" p4:val="Heading1"/>
+      </w:pPr>
+      <w:r>
+        <w:rPr/>
+        <w:t xml:space="preserve">Pagina da testo strutturato</w:t>
+      </w:r>
+    </w:p>
+    <w:p>
+      <w:pPr>
+        <p4:pStyle xmlns:p4="http://schemas.openxmlformats.org/wordprocessingml/2006/main" p4:val="Normal"/>
+      </w:pPr>
+      <w:r>
+        <w:rPr/>
+        <w:t xml:space="preserve">Tre trattini isolati creano un'interruzione di pagina nativa.</w:t>
+      </w:r>
+    </w:p>
     <w:sectPr>
-      <p2:headerReference xmlns:p3="http://schemas.openxmlformats.org/officeDocument/2006/relationships" xmlns:p2="http://schemas.openxmlformats.org/wordprocessingml/2006/main" p2:type="default" p3:id="Rfb6d01c499ca402d"/>
-      <p2:footerReference xmlns:p3="http://schemas.openxmlformats.org/officeDocument/2006/relationships" xmlns:p2="http://schemas.openxmlformats.org/wordprocessingml/2006/main" p2:type="default" p3:id="R7bd2fba00b694245"/>
+      <p2:headerReference xmlns:p3="http://schemas.openxmlformats.org/officeDocument/2006/relationships" xmlns:p2="http://schemas.openxmlformats.org/wordprocessingml/2006/main" p2:type="default" p3:id="Ra6a4508083924da6"/>
+      <p2:footerReference xmlns:p3="http://schemas.openxmlformats.org/officeDocument/2006/relationships" xmlns:p2="http://schemas.openxmlformats.org/wordprocessingml/2006/main" p2:type="default" p3:id="R8a4ac9d3505b4f2a"/>
       <p2:type xmlns:p2="http://schemas.openxmlformats.org/wordprocessingml/2006/main" p2:val="nextPage"/>
       <p2:pgSz xmlns:p2="http://schemas.openxmlformats.org/wordprocessingml/2006/main" p2:w="16838" p2:h="11906" p2:orient="landscape"/>
       <p2:pgMar xmlns:p2="http://schemas.openxmlformats.org/wordprocessingml/2006/main" p2:top="1134" p2:right="1134" p2:bottom="1134" p2:left="1134" p2:header="450" p2:footer="450" p2:gutter="0"/>
